--- a/IMMOCORE_Ausgangsspezifikation_v1_3.docx
+++ b/IMMOCORE_Ausgangsspezifikation_v1_3.docx
@@ -16469,15 +16469,7 @@
           </w:tcPr>
           <w:p>
             <w:r>
-              <w:rPr>
-                <w:rFonts w:ascii="Arial" w:cs="Arial" w:eastAsia="Arial" w:hAnsi="Arial"/>
-                <w:b w:val="false"/>
-                <w:bCs w:val="false"/>
-                <w:color w:val="000000"/>
-                <w:sz w:val="18"/>
-                <w:szCs w:val="18"/>
-              </w:rPr>
-              <w:t xml:space="preserve">Ticket</w:t>
+              <w:t>Ticket (entfernt 2026-08-09)</w:t>
             </w:r>
           </w:p>
         </w:tc>
@@ -16501,15 +16493,7 @@
           </w:tcPr>
           <w:p>
             <w:r>
-              <w:rPr>
-                <w:rFonts w:ascii="Arial" w:cs="Arial" w:eastAsia="Arial" w:hAnsi="Arial"/>
-                <w:b w:val="false"/>
-                <w:bCs w:val="false"/>
-                <w:color w:val="000000"/>
-                <w:sz w:val="18"/>
-                <w:szCs w:val="18"/>
-              </w:rPr>
-              <w:t xml:space="preserve">Aufgabe / Maengelmeldung</w:t>
+              <w:t>ERSETZT durch Vorgang (apps.vorgaenge) — siehe CLAUDE_CODE_ANLEITUNG_VORGANG_DMS_v1_0.md</w:t>
             </w:r>
           </w:p>
         </w:tc>
@@ -16533,15 +16517,7 @@
           </w:tcPr>
           <w:p>
             <w:r>
-              <w:rPr>
-                <w:rFonts w:ascii="Arial" w:cs="Arial" w:eastAsia="Arial" w:hAnsi="Arial"/>
-                <w:b w:val="false"/>
-                <w:bCs w:val="false"/>
-                <w:color w:val="000000"/>
-                <w:sz w:val="18"/>
-                <w:szCs w:val="18"/>
-              </w:rPr>
-              <w:t xml:space="preserve">ticket_typ, status, zuweisung (FK -&gt; User)</w:t>
+              <w:t>entfaellt — siehe Vorgang: typ, status, prioritaet, zugewiesen_an</w:t>
             </w:r>
           </w:p>
         </w:tc>
